--- a/downloads/landowner-beekeeper-agreement.docx
+++ b/downloads/landowner-beekeeper-agreement.docx
@@ -2305,521 +2305,13 @@
       <mc:AlternateContent>
         <mc:Choice Requires="wps">
           <w:drawing>
-            <wp:anchor distT="0" distB="0" distL="114300" distR="114300" simplePos="0" relativeHeight="251665408" behindDoc="0" locked="0" layoutInCell="1" allowOverlap="1" wp14:anchorId="0BC69621" wp14:editId="64EDBA90">
+            <wp:anchor distT="0" distB="0" distL="114300" distR="114300" simplePos="0" relativeHeight="251598848" behindDoc="0" locked="0" layoutInCell="1" allowOverlap="1" wp14:anchorId="75B975F2" wp14:editId="16492DAE">
               <wp:simplePos x="0" y="0"/>
               <wp:positionH relativeFrom="column">
-                <wp:posOffset>4411980</wp:posOffset>
+                <wp:posOffset>-990600</wp:posOffset>
               </wp:positionH>
               <wp:positionV relativeFrom="paragraph">
-                <wp:posOffset>417195</wp:posOffset>
-              </wp:positionV>
-              <wp:extent cx="1546860" cy="365760"/>
-              <wp:effectExtent l="0" t="0" r="15240" b="15240"/>
-              <wp:wrapNone/>
-              <wp:docPr id="74017625" name="Rectangle: Rounded Corners 4"/>
-              <wp:cNvGraphicFramePr/>
-              <a:graphic xmlns:a="http://schemas.openxmlformats.org/drawingml/2006/main">
-                <a:graphicData uri="http://schemas.microsoft.com/office/word/2010/wordprocessingShape">
-                  <wps:wsp>
-                    <wps:cNvSpPr/>
-                    <wps:spPr>
-                      <a:xfrm>
-                        <a:off x="0" y="0"/>
-                        <a:ext cx="1546860" cy="365760"/>
-                      </a:xfrm>
-                      <a:prstGeom prst="roundRect">
-                        <a:avLst>
-                          <a:gd name="adj" fmla="val 35417"/>
-                        </a:avLst>
-                      </a:prstGeom>
-                      <a:solidFill>
-                        <a:schemeClr val="bg1">
-                          <a:lumMod val="95000"/>
-                        </a:schemeClr>
-                      </a:solidFill>
-                      <a:ln>
-                        <a:solidFill>
-                          <a:schemeClr val="bg1">
-                            <a:lumMod val="95000"/>
-                          </a:schemeClr>
-                        </a:solidFill>
-                      </a:ln>
-                    </wps:spPr>
-                    <wps:style>
-                      <a:lnRef idx="2">
-                        <a:schemeClr val="accent1">
-                          <a:shade val="15000"/>
-                        </a:schemeClr>
-                      </a:lnRef>
-                      <a:fillRef idx="1">
-                        <a:schemeClr val="accent1"/>
-                      </a:fillRef>
-                      <a:effectRef idx="0">
-                        <a:schemeClr val="accent1"/>
-                      </a:effectRef>
-                      <a:fontRef idx="minor">
-                        <a:schemeClr val="lt1"/>
-                      </a:fontRef>
-                    </wps:style>
-                    <wps:txbx>
-                      <w:txbxContent>
-                        <w:p>
-                          <w:pPr>
-                            <w:rPr>
-                              <w:color w:val="0D0D0D" w:themeColor="text1" w:themeTint="F2"/>
-                              <w:sz w:val="16"/>
-                              <w:szCs w:val="16"/>
-                            </w:rPr>
-                          </w:pPr>
-                          <w:r>
-                            <w:rPr>
-                              <w:b/>
-                              <w:bCs/>
-                              <w:color w:val="0D0D0D" w:themeColor="text1" w:themeTint="F2"/>
-                              <w:sz w:val="16"/>
-                              <w:szCs w:val="16"/>
-                            </w:rPr>
-                            <w:t>Next review</w:t>
-                          </w:r>
-                          <w:r>
-                            <w:rPr>
-                              <w:b/>
-                              <w:bCs/>
-                              <w:color w:val="0D0D0D" w:themeColor="text1" w:themeTint="F2"/>
-                              <w:sz w:val="16"/>
-                              <w:szCs w:val="16"/>
-                            </w:rPr>
-                            <w:t>:</w:t>
-                          </w:r>
-                          <w:r>
-                            <w:rPr>
-                              <w:color w:val="0D0D0D" w:themeColor="text1" w:themeTint="F2"/>
-                              <w:sz w:val="16"/>
-                              <w:szCs w:val="16"/>
-                            </w:rPr>
-                            <w:t xml:space="preserve"> </w:t>
-                          </w:r>
-                          <w:r>
-                            <w:rPr>
-                              <w:color w:val="0D0D0D" w:themeColor="text1" w:themeTint="F2"/>
-                              <w:sz w:val="16"/>
-                              <w:szCs w:val="16"/>
-                            </w:rPr>
-                            <w:t>[DD-MM-YYYY]</w:t>
-                          </w:r>
-                        </w:p>
-                      </w:txbxContent>
-                    </wps:txbx>
-                    <wps:bodyPr rot="0" spcFirstLastPara="0" vertOverflow="overflow" horzOverflow="overflow" vert="horz" wrap="square" lIns="91440" tIns="45720" rIns="91440" bIns="45720" numCol="1" spcCol="0" rtlCol="0" fromWordArt="0" anchor="ctr" anchorCtr="0" forceAA="0" compatLnSpc="1">
-                      <a:prstTxWarp prst="textNoShape">
-                        <a:avLst/>
-                      </a:prstTxWarp>
-                      <a:noAutofit/>
-                    </wps:bodyPr>
-                  </wps:wsp>
-                </a:graphicData>
-              </a:graphic>
-              <wp14:sizeRelH relativeFrom="margin">
-                <wp14:pctWidth>0</wp14:pctWidth>
-              </wp14:sizeRelH>
-              <wp14:sizeRelV relativeFrom="margin">
-                <wp14:pctHeight>0</wp14:pctHeight>
-              </wp14:sizeRelV>
-            </wp:anchor>
-          </w:drawing>
-        </mc:Choice>
-        <mc:Fallback>
-          <w:pict>
-            <v:roundrect w14:anchorId="0BC69621" id="Rectangle: Rounded Corners 4" o:spid="_x0000_s1026" style="position:absolute;margin-left:347.4pt;margin-top:32.85pt;width:121.8pt;height:28.8pt;z-index:251665408;visibility:visible;mso-wrap-style:square;mso-width-percent:0;mso-height-percent:0;mso-wrap-distance-left:9pt;mso-wrap-distance-top:0;mso-wrap-distance-right:9pt;mso-wrap-distance-bottom:0;mso-position-horizontal:absolute;mso-position-horizontal-relative:text;mso-position-vertical:absolute;mso-position-vertical-relative:text;mso-width-percent:0;mso-height-percent:0;mso-width-relative:margin;mso-height-relative:margin;v-text-anchor:middle" arcsize="23210f" o:gfxdata="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" fillcolor="#f2f2f2 [3052]" strokecolor="#f2f2f2 [3052]" strokeweight="1pt">
-              <v:stroke joinstyle="miter"/>
-              <v:textbox>
-                <w:txbxContent>
-                  <w:p>
-                    <w:pPr>
-                      <w:rPr>
-                        <w:color w:val="0D0D0D" w:themeColor="text1" w:themeTint="F2"/>
-                        <w:sz w:val="16"/>
-                        <w:szCs w:val="16"/>
-                      </w:rPr>
-                    </w:pPr>
-                    <w:r>
-                      <w:rPr>
-                        <w:b/>
-                        <w:bCs/>
-                        <w:color w:val="0D0D0D" w:themeColor="text1" w:themeTint="F2"/>
-                        <w:sz w:val="16"/>
-                        <w:szCs w:val="16"/>
-                      </w:rPr>
-                      <w:t>Next review</w:t>
-                    </w:r>
-                    <w:r>
-                      <w:rPr>
-                        <w:b/>
-                        <w:bCs/>
-                        <w:color w:val="0D0D0D" w:themeColor="text1" w:themeTint="F2"/>
-                        <w:sz w:val="16"/>
-                        <w:szCs w:val="16"/>
-                      </w:rPr>
-                      <w:t>:</w:t>
-                    </w:r>
-                    <w:r>
-                      <w:rPr>
-                        <w:color w:val="0D0D0D" w:themeColor="text1" w:themeTint="F2"/>
-                        <w:sz w:val="16"/>
-                        <w:szCs w:val="16"/>
-                      </w:rPr>
-                      <w:t xml:space="preserve"> </w:t>
-                    </w:r>
-                    <w:r>
-                      <w:rPr>
-                        <w:color w:val="0D0D0D" w:themeColor="text1" w:themeTint="F2"/>
-                        <w:sz w:val="16"/>
-                        <w:szCs w:val="16"/>
-                      </w:rPr>
-                      <w:t>[DD-MM-YYYY]</w:t>
-                    </w:r>
-                  </w:p>
-                </w:txbxContent>
-              </v:textbox>
-            </v:roundrect>
-          </w:pict>
-        </mc:Fallback>
-      </mc:AlternateContent>
-    </w:r>
-    <w:r>
-      <w:rPr>
-        <w:noProof/>
-      </w:rPr>
-      <mc:AlternateContent>
-        <mc:Choice Requires="wps">
-          <w:drawing>
-            <wp:anchor distT="0" distB="0" distL="114300" distR="114300" simplePos="0" relativeHeight="251698176" behindDoc="0" locked="0" layoutInCell="1" allowOverlap="1" wp14:anchorId="2A3A9A97" wp14:editId="0F1B1DD4">
-              <wp:simplePos x="0" y="0"/>
-              <wp:positionH relativeFrom="column">
-                <wp:posOffset>3276600</wp:posOffset>
-              </wp:positionH>
-              <wp:positionV relativeFrom="paragraph">
-                <wp:posOffset>417195</wp:posOffset>
-              </wp:positionV>
-              <wp:extent cx="815340" cy="365760"/>
-              <wp:effectExtent l="0" t="0" r="22860" b="15240"/>
-              <wp:wrapNone/>
-              <wp:docPr id="1609399765" name="Rectangle: Rounded Corners 4"/>
-              <wp:cNvGraphicFramePr/>
-              <a:graphic xmlns:a="http://schemas.openxmlformats.org/drawingml/2006/main">
-                <a:graphicData uri="http://schemas.microsoft.com/office/word/2010/wordprocessingShape">
-                  <wps:wsp>
-                    <wps:cNvSpPr/>
-                    <wps:spPr>
-                      <a:xfrm>
-                        <a:off x="0" y="0"/>
-                        <a:ext cx="815340" cy="365760"/>
-                      </a:xfrm>
-                      <a:prstGeom prst="roundRect">
-                        <a:avLst>
-                          <a:gd name="adj" fmla="val 35417"/>
-                        </a:avLst>
-                      </a:prstGeom>
-                      <a:solidFill>
-                        <a:schemeClr val="bg1">
-                          <a:lumMod val="95000"/>
-                        </a:schemeClr>
-                      </a:solidFill>
-                      <a:ln>
-                        <a:solidFill>
-                          <a:schemeClr val="bg1">
-                            <a:lumMod val="95000"/>
-                          </a:schemeClr>
-                        </a:solidFill>
-                      </a:ln>
-                    </wps:spPr>
-                    <wps:style>
-                      <a:lnRef idx="2">
-                        <a:schemeClr val="accent1">
-                          <a:shade val="15000"/>
-                        </a:schemeClr>
-                      </a:lnRef>
-                      <a:fillRef idx="1">
-                        <a:schemeClr val="accent1"/>
-                      </a:fillRef>
-                      <a:effectRef idx="0">
-                        <a:schemeClr val="accent1"/>
-                      </a:effectRef>
-                      <a:fontRef idx="minor">
-                        <a:schemeClr val="lt1"/>
-                      </a:fontRef>
-                    </wps:style>
-                    <wps:txbx>
-                      <w:txbxContent>
-                        <w:p>
-                          <w:pPr>
-                            <w:rPr>
-                              <w:color w:val="0D0D0D" w:themeColor="text1" w:themeTint="F2"/>
-                              <w:sz w:val="16"/>
-                              <w:szCs w:val="16"/>
-                            </w:rPr>
-                          </w:pPr>
-                          <w:r>
-                            <w:rPr>
-                              <w:b/>
-                              <w:bCs/>
-                              <w:color w:val="0D0D0D" w:themeColor="text1" w:themeTint="F2"/>
-                              <w:sz w:val="16"/>
-                              <w:szCs w:val="16"/>
-                            </w:rPr>
-                            <w:t xml:space="preserve">Version: </w:t>
-                          </w:r>
-                          <w:r>
-                            <w:rPr>
-                              <w:color w:val="0D0D0D" w:themeColor="text1" w:themeTint="F2"/>
-                              <w:sz w:val="16"/>
-                              <w:szCs w:val="16"/>
-                            </w:rPr>
-                            <w:t>1.0</w:t>
-                          </w:r>
-                        </w:p>
-                      </w:txbxContent>
-                    </wps:txbx>
-                    <wps:bodyPr rot="0" spcFirstLastPara="0" vertOverflow="overflow" horzOverflow="overflow" vert="horz" wrap="square" lIns="91440" tIns="45720" rIns="91440" bIns="45720" numCol="1" spcCol="0" rtlCol="0" fromWordArt="0" anchor="ctr" anchorCtr="0" forceAA="0" compatLnSpc="1">
-                      <a:prstTxWarp prst="textNoShape">
-                        <a:avLst/>
-                      </a:prstTxWarp>
-                      <a:noAutofit/>
-                    </wps:bodyPr>
-                  </wps:wsp>
-                </a:graphicData>
-              </a:graphic>
-              <wp14:sizeRelH relativeFrom="margin">
-                <wp14:pctWidth>0</wp14:pctWidth>
-              </wp14:sizeRelH>
-              <wp14:sizeRelV relativeFrom="margin">
-                <wp14:pctHeight>0</wp14:pctHeight>
-              </wp14:sizeRelV>
-            </wp:anchor>
-          </w:drawing>
-        </mc:Choice>
-        <mc:Fallback>
-          <w:pict>
-            <v:roundrect w14:anchorId="2A3A9A97" id="_x0000_s1027" style="position:absolute;margin-left:258pt;margin-top:32.85pt;width:64.2pt;height:28.8pt;z-index:251698176;visibility:visible;mso-wrap-style:square;mso-width-percent:0;mso-height-percent:0;mso-wrap-distance-left:9pt;mso-wrap-distance-top:0;mso-wrap-distance-right:9pt;mso-wrap-distance-bottom:0;mso-position-horizontal:absolute;mso-position-horizontal-relative:text;mso-position-vertical:absolute;mso-position-vertical-relative:text;mso-width-percent:0;mso-height-percent:0;mso-width-relative:margin;mso-height-relative:margin;v-text-anchor:middle" arcsize="23210f" o:gfxdata="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" fillcolor="#f2f2f2 [3052]" strokecolor="#f2f2f2 [3052]" strokeweight="1pt">
-              <v:stroke joinstyle="miter"/>
-              <v:textbox>
-                <w:txbxContent>
-                  <w:p>
-                    <w:pPr>
-                      <w:rPr>
-                        <w:color w:val="0D0D0D" w:themeColor="text1" w:themeTint="F2"/>
-                        <w:sz w:val="16"/>
-                        <w:szCs w:val="16"/>
-                      </w:rPr>
-                    </w:pPr>
-                    <w:r>
-                      <w:rPr>
-                        <w:b/>
-                        <w:bCs/>
-                        <w:color w:val="0D0D0D" w:themeColor="text1" w:themeTint="F2"/>
-                        <w:sz w:val="16"/>
-                        <w:szCs w:val="16"/>
-                      </w:rPr>
-                      <w:t xml:space="preserve">Version: </w:t>
-                    </w:r>
-                    <w:r>
-                      <w:rPr>
-                        <w:color w:val="0D0D0D" w:themeColor="text1" w:themeTint="F2"/>
-                        <w:sz w:val="16"/>
-                        <w:szCs w:val="16"/>
-                      </w:rPr>
-                      <w:t>1.0</w:t>
-                    </w:r>
-                  </w:p>
-                </w:txbxContent>
-              </v:textbox>
-            </v:roundrect>
-          </w:pict>
-        </mc:Fallback>
-      </mc:AlternateContent>
-    </w:r>
-    <w:r>
-      <w:rPr>
-        <w:noProof/>
-      </w:rPr>
-      <mc:AlternateContent>
-        <mc:Choice Requires="wps">
-          <w:drawing>
-            <wp:anchor distT="0" distB="0" distL="114300" distR="114300" simplePos="0" relativeHeight="251725824" behindDoc="0" locked="0" layoutInCell="1" allowOverlap="1" wp14:anchorId="2C2D68AC" wp14:editId="1E53F6A1">
-              <wp:simplePos x="0" y="0"/>
-              <wp:positionH relativeFrom="column">
-                <wp:posOffset>1463040</wp:posOffset>
-              </wp:positionH>
-              <wp:positionV relativeFrom="paragraph">
-                <wp:posOffset>417195</wp:posOffset>
-              </wp:positionV>
-              <wp:extent cx="1493520" cy="365760"/>
-              <wp:effectExtent l="0" t="0" r="11430" b="15240"/>
-              <wp:wrapNone/>
-              <wp:docPr id="1290018356" name="Rectangle: Rounded Corners 4"/>
-              <wp:cNvGraphicFramePr/>
-              <a:graphic xmlns:a="http://schemas.openxmlformats.org/drawingml/2006/main">
-                <a:graphicData uri="http://schemas.microsoft.com/office/word/2010/wordprocessingShape">
-                  <wps:wsp>
-                    <wps:cNvSpPr/>
-                    <wps:spPr>
-                      <a:xfrm>
-                        <a:off x="0" y="0"/>
-                        <a:ext cx="1493520" cy="365760"/>
-                      </a:xfrm>
-                      <a:prstGeom prst="roundRect">
-                        <a:avLst>
-                          <a:gd name="adj" fmla="val 35417"/>
-                        </a:avLst>
-                      </a:prstGeom>
-                      <a:solidFill>
-                        <a:schemeClr val="bg1">
-                          <a:lumMod val="95000"/>
-                        </a:schemeClr>
-                      </a:solidFill>
-                      <a:ln>
-                        <a:solidFill>
-                          <a:schemeClr val="bg1">
-                            <a:lumMod val="95000"/>
-                          </a:schemeClr>
-                        </a:solidFill>
-                      </a:ln>
-                    </wps:spPr>
-                    <wps:style>
-                      <a:lnRef idx="2">
-                        <a:schemeClr val="accent1">
-                          <a:shade val="15000"/>
-                        </a:schemeClr>
-                      </a:lnRef>
-                      <a:fillRef idx="1">
-                        <a:schemeClr val="accent1"/>
-                      </a:fillRef>
-                      <a:effectRef idx="0">
-                        <a:schemeClr val="accent1"/>
-                      </a:effectRef>
-                      <a:fontRef idx="minor">
-                        <a:schemeClr val="lt1"/>
-                      </a:fontRef>
-                    </wps:style>
-                    <wps:txbx>
-                      <w:txbxContent>
-                        <w:p>
-                          <w:pPr>
-                            <w:rPr>
-                              <w:color w:val="0D0D0D" w:themeColor="text1" w:themeTint="F2"/>
-                              <w:sz w:val="16"/>
-                              <w:szCs w:val="16"/>
-                            </w:rPr>
-                          </w:pPr>
-                          <w:r>
-                            <w:rPr>
-                              <w:b/>
-                              <w:bCs/>
-                              <w:color w:val="0D0D0D" w:themeColor="text1" w:themeTint="F2"/>
-                              <w:sz w:val="16"/>
-                              <w:szCs w:val="16"/>
-                            </w:rPr>
-                            <w:t>Document ref:</w:t>
-                          </w:r>
-                          <w:r>
-                            <w:rPr>
-                              <w:color w:val="0D0D0D" w:themeColor="text1" w:themeTint="F2"/>
-                              <w:sz w:val="16"/>
-                              <w:szCs w:val="16"/>
-                            </w:rPr>
-                            <w:t xml:space="preserve"> </w:t>
-                          </w:r>
-                          <w:r>
-                            <w:rPr>
-                              <w:color w:val="0D0D0D" w:themeColor="text1" w:themeTint="F2"/>
-                              <w:sz w:val="16"/>
-                              <w:szCs w:val="16"/>
-                            </w:rPr>
-                            <w:t>BK-AGR-01</w:t>
-                          </w:r>
-                        </w:p>
-                      </w:txbxContent>
-                    </wps:txbx>
-                    <wps:bodyPr rot="0" spcFirstLastPara="0" vertOverflow="overflow" horzOverflow="overflow" vert="horz" wrap="square" lIns="91440" tIns="45720" rIns="91440" bIns="45720" numCol="1" spcCol="0" rtlCol="0" fromWordArt="0" anchor="ctr" anchorCtr="0" forceAA="0" compatLnSpc="1">
-                      <a:prstTxWarp prst="textNoShape">
-                        <a:avLst/>
-                      </a:prstTxWarp>
-                      <a:noAutofit/>
-                    </wps:bodyPr>
-                  </wps:wsp>
-                </a:graphicData>
-              </a:graphic>
-              <wp14:sizeRelH relativeFrom="margin">
-                <wp14:pctWidth>0</wp14:pctWidth>
-              </wp14:sizeRelH>
-              <wp14:sizeRelV relativeFrom="margin">
-                <wp14:pctHeight>0</wp14:pctHeight>
-              </wp14:sizeRelV>
-            </wp:anchor>
-          </w:drawing>
-        </mc:Choice>
-        <mc:Fallback>
-          <w:pict>
-            <v:roundrect w14:anchorId="2C2D68AC" id="_x0000_s1028" style="position:absolute;margin-left:115.2pt;margin-top:32.85pt;width:117.6pt;height:28.8pt;z-index:251725824;visibility:visible;mso-wrap-style:square;mso-width-percent:0;mso-height-percent:0;mso-wrap-distance-left:9pt;mso-wrap-distance-top:0;mso-wrap-distance-right:9pt;mso-wrap-distance-bottom:0;mso-position-horizontal:absolute;mso-position-horizontal-relative:text;mso-position-vertical:absolute;mso-position-vertical-relative:text;mso-width-percent:0;mso-height-percent:0;mso-width-relative:margin;mso-height-relative:margin;v-text-anchor:middle" arcsize="23210f" o:gfxdata="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" fillcolor="#f2f2f2 [3052]" strokecolor="#f2f2f2 [3052]" strokeweight="1pt">
-              <v:stroke joinstyle="miter"/>
-              <v:textbox>
-                <w:txbxContent>
-                  <w:p>
-                    <w:pPr>
-                      <w:rPr>
-                        <w:color w:val="0D0D0D" w:themeColor="text1" w:themeTint="F2"/>
-                        <w:sz w:val="16"/>
-                        <w:szCs w:val="16"/>
-                      </w:rPr>
-                    </w:pPr>
-                    <w:r>
-                      <w:rPr>
-                        <w:b/>
-                        <w:bCs/>
-                        <w:color w:val="0D0D0D" w:themeColor="text1" w:themeTint="F2"/>
-                        <w:sz w:val="16"/>
-                        <w:szCs w:val="16"/>
-                      </w:rPr>
-                      <w:t>Document ref:</w:t>
-                    </w:r>
-                    <w:r>
-                      <w:rPr>
-                        <w:color w:val="0D0D0D" w:themeColor="text1" w:themeTint="F2"/>
-                        <w:sz w:val="16"/>
-                        <w:szCs w:val="16"/>
-                      </w:rPr>
-                      <w:t xml:space="preserve"> </w:t>
-                    </w:r>
-                    <w:r>
-                      <w:rPr>
-                        <w:color w:val="0D0D0D" w:themeColor="text1" w:themeTint="F2"/>
-                        <w:sz w:val="16"/>
-                        <w:szCs w:val="16"/>
-                      </w:rPr>
-                      <w:t>BK-AGR-01</w:t>
-                    </w:r>
-                  </w:p>
-                </w:txbxContent>
-              </v:textbox>
-            </v:roundrect>
-          </w:pict>
-        </mc:Fallback>
-      </mc:AlternateContent>
-    </w:r>
-    <w:r>
-      <w:rPr>
-        <w:noProof/>
-      </w:rPr>
-      <mc:AlternateContent>
-        <mc:Choice Requires="wps">
-          <w:drawing>
-            <wp:anchor distT="0" distB="0" distL="114300" distR="114300" simplePos="0" relativeHeight="251598848" behindDoc="0" locked="0" layoutInCell="1" allowOverlap="1" wp14:anchorId="75B975F2" wp14:editId="1A6336C0">
-              <wp:simplePos x="0" y="0"/>
-              <wp:positionH relativeFrom="column">
-                <wp:posOffset>-1051560</wp:posOffset>
-              </wp:positionH>
-              <wp:positionV relativeFrom="paragraph">
-                <wp:posOffset>-512444</wp:posOffset>
+                <wp:posOffset>-511810</wp:posOffset>
               </wp:positionV>
               <wp:extent cx="7754620" cy="1432560"/>
               <wp:effectExtent l="0" t="0" r="0" b="0"/>
@@ -3164,7 +2656,7 @@
         </mc:Choice>
         <mc:Fallback>
           <w:pict>
-            <v:rect w14:anchorId="75B975F2" id="Rectangle 1" o:spid="_x0000_s1029" style="position:absolute;margin-left:-82.8pt;margin-top:-40.35pt;width:610.6pt;height:112.8pt;z-index:251598848;visibility:visible;mso-wrap-style:square;mso-width-percent:0;mso-height-percent:0;mso-wrap-distance-left:9pt;mso-wrap-distance-top:0;mso-wrap-distance-right:9pt;mso-wrap-distance-bottom:0;mso-position-horizontal:absolute;mso-position-horizontal-relative:text;mso-position-vertical:absolute;mso-position-vertical-relative:text;mso-width-percent:0;mso-height-percent:0;mso-width-relative:margin;mso-height-relative:margin;v-text-anchor:middle" o:gfxdata="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" fillcolor="#fff4d6" stroked="f" strokeweight="1pt">
+            <v:rect w14:anchorId="75B975F2" id="Rectangle 1" o:spid="_x0000_s1026" style="position:absolute;margin-left:-78pt;margin-top:-40.3pt;width:610.6pt;height:112.8pt;z-index:251598848;visibility:visible;mso-wrap-style:square;mso-width-percent:0;mso-height-percent:0;mso-wrap-distance-left:9pt;mso-wrap-distance-top:0;mso-wrap-distance-right:9pt;mso-wrap-distance-bottom:0;mso-position-horizontal:absolute;mso-position-horizontal-relative:text;mso-position-vertical:absolute;mso-position-vertical-relative:text;mso-width-percent:0;mso-height-percent:0;mso-width-relative:margin;mso-height-relative:margin;v-text-anchor:middle" o:gfxdata="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" fillcolor="#fff4d6" stroked="f" strokeweight="1pt">
               <v:fill color2="#d9f2d0 [665]" o:opacity2="58853f" rotate="t" focusposition="1,1" focussize="" colors="0 #fff4d6;5243f #fff4d6;53740f #dae7d6" focus="100%" type="gradientRadial"/>
               <v:textbox>
                 <w:txbxContent>
@@ -3437,6 +2929,591 @@
       <w:rPr>
         <w:noProof/>
       </w:rPr>
+      <w:drawing>
+        <wp:anchor distT="0" distB="0" distL="114300" distR="114300" simplePos="0" relativeHeight="251726848" behindDoc="1" locked="0" layoutInCell="1" allowOverlap="1" wp14:anchorId="0C5BE74A" wp14:editId="37209CBA">
+          <wp:simplePos x="0" y="0"/>
+          <wp:positionH relativeFrom="column">
+            <wp:posOffset>-689610</wp:posOffset>
+          </wp:positionH>
+          <wp:positionV relativeFrom="paragraph">
+            <wp:posOffset>-238125</wp:posOffset>
+          </wp:positionV>
+          <wp:extent cx="456565" cy="456565"/>
+          <wp:effectExtent l="19050" t="0" r="19685" b="172085"/>
+          <wp:wrapTight wrapText="bothSides">
+            <wp:wrapPolygon edited="0">
+              <wp:start x="-901" y="0"/>
+              <wp:lineTo x="-901" y="28840"/>
+              <wp:lineTo x="21630" y="28840"/>
+              <wp:lineTo x="21630" y="0"/>
+              <wp:lineTo x="-901" y="0"/>
+            </wp:wrapPolygon>
+          </wp:wrapTight>
+          <wp:docPr id="1471455041" name="Picture 4"/>
+          <wp:cNvGraphicFramePr>
+            <a:graphicFrameLocks xmlns:a="http://schemas.openxmlformats.org/drawingml/2006/main" noChangeAspect="1"/>
+          </wp:cNvGraphicFramePr>
+          <a:graphic xmlns:a="http://schemas.openxmlformats.org/drawingml/2006/main">
+            <a:graphicData uri="http://schemas.openxmlformats.org/drawingml/2006/picture">
+              <pic:pic xmlns:pic="http://schemas.openxmlformats.org/drawingml/2006/picture">
+                <pic:nvPicPr>
+                  <pic:cNvPr id="1471455041" name="Picture 4"/>
+                  <pic:cNvPicPr>
+                    <a:picLocks noChangeAspect="1"/>
+                  </pic:cNvPicPr>
+                </pic:nvPicPr>
+                <pic:blipFill>
+                  <a:blip r:embed="rId3">
+                    <a:extLst>
+                      <a:ext uri="{28A0092B-C50C-407E-A947-70E740481C1C}">
+                        <a14:useLocalDpi xmlns:a14="http://schemas.microsoft.com/office/drawing/2010/main" val="0"/>
+                      </a:ext>
+                    </a:extLst>
+                  </a:blip>
+                  <a:stretch>
+                    <a:fillRect/>
+                  </a:stretch>
+                </pic:blipFill>
+                <pic:spPr>
+                  <a:xfrm>
+                    <a:off x="0" y="0"/>
+                    <a:ext cx="456565" cy="456565"/>
+                  </a:xfrm>
+                  <a:prstGeom prst="roundRect">
+                    <a:avLst>
+                      <a:gd name="adj" fmla="val 8594"/>
+                    </a:avLst>
+                  </a:prstGeom>
+                  <a:solidFill>
+                    <a:srgbClr val="FFFFFF">
+                      <a:shade val="85000"/>
+                    </a:srgbClr>
+                  </a:solidFill>
+                  <a:ln>
+                    <a:noFill/>
+                  </a:ln>
+                  <a:effectLst>
+                    <a:reflection blurRad="12700" stA="38000" endPos="28000" dist="5000" dir="5400000" sy="-100000" algn="bl" rotWithShape="0"/>
+                  </a:effectLst>
+                </pic:spPr>
+              </pic:pic>
+            </a:graphicData>
+          </a:graphic>
+        </wp:anchor>
+      </w:drawing>
+    </w:r>
+    <w:r>
+      <w:rPr>
+        <w:noProof/>
+      </w:rPr>
+      <mc:AlternateContent>
+        <mc:Choice Requires="wps">
+          <w:drawing>
+            <wp:anchor distT="0" distB="0" distL="114300" distR="114300" simplePos="0" relativeHeight="251665408" behindDoc="0" locked="0" layoutInCell="1" allowOverlap="1" wp14:anchorId="0BC69621" wp14:editId="64EDBA90">
+              <wp:simplePos x="0" y="0"/>
+              <wp:positionH relativeFrom="column">
+                <wp:posOffset>4411980</wp:posOffset>
+              </wp:positionH>
+              <wp:positionV relativeFrom="paragraph">
+                <wp:posOffset>417195</wp:posOffset>
+              </wp:positionV>
+              <wp:extent cx="1546860" cy="365760"/>
+              <wp:effectExtent l="0" t="0" r="15240" b="15240"/>
+              <wp:wrapNone/>
+              <wp:docPr id="74017625" name="Rectangle: Rounded Corners 4"/>
+              <wp:cNvGraphicFramePr/>
+              <a:graphic xmlns:a="http://schemas.openxmlformats.org/drawingml/2006/main">
+                <a:graphicData uri="http://schemas.microsoft.com/office/word/2010/wordprocessingShape">
+                  <wps:wsp>
+                    <wps:cNvSpPr/>
+                    <wps:spPr>
+                      <a:xfrm>
+                        <a:off x="0" y="0"/>
+                        <a:ext cx="1546860" cy="365760"/>
+                      </a:xfrm>
+                      <a:prstGeom prst="roundRect">
+                        <a:avLst>
+                          <a:gd name="adj" fmla="val 35417"/>
+                        </a:avLst>
+                      </a:prstGeom>
+                      <a:solidFill>
+                        <a:schemeClr val="bg1">
+                          <a:lumMod val="95000"/>
+                        </a:schemeClr>
+                      </a:solidFill>
+                      <a:ln>
+                        <a:solidFill>
+                          <a:schemeClr val="bg1">
+                            <a:lumMod val="95000"/>
+                          </a:schemeClr>
+                        </a:solidFill>
+                      </a:ln>
+                    </wps:spPr>
+                    <wps:style>
+                      <a:lnRef idx="2">
+                        <a:schemeClr val="accent1">
+                          <a:shade val="15000"/>
+                        </a:schemeClr>
+                      </a:lnRef>
+                      <a:fillRef idx="1">
+                        <a:schemeClr val="accent1"/>
+                      </a:fillRef>
+                      <a:effectRef idx="0">
+                        <a:schemeClr val="accent1"/>
+                      </a:effectRef>
+                      <a:fontRef idx="minor">
+                        <a:schemeClr val="lt1"/>
+                      </a:fontRef>
+                    </wps:style>
+                    <wps:txbx>
+                      <w:txbxContent>
+                        <w:p>
+                          <w:pPr>
+                            <w:rPr>
+                              <w:color w:val="0D0D0D" w:themeColor="text1" w:themeTint="F2"/>
+                              <w:sz w:val="16"/>
+                              <w:szCs w:val="16"/>
+                            </w:rPr>
+                          </w:pPr>
+                          <w:r>
+                            <w:rPr>
+                              <w:b/>
+                              <w:bCs/>
+                              <w:color w:val="0D0D0D" w:themeColor="text1" w:themeTint="F2"/>
+                              <w:sz w:val="16"/>
+                              <w:szCs w:val="16"/>
+                            </w:rPr>
+                            <w:t>Next review</w:t>
+                          </w:r>
+                          <w:r>
+                            <w:rPr>
+                              <w:b/>
+                              <w:bCs/>
+                              <w:color w:val="0D0D0D" w:themeColor="text1" w:themeTint="F2"/>
+                              <w:sz w:val="16"/>
+                              <w:szCs w:val="16"/>
+                            </w:rPr>
+                            <w:t>:</w:t>
+                          </w:r>
+                          <w:r>
+                            <w:rPr>
+                              <w:color w:val="0D0D0D" w:themeColor="text1" w:themeTint="F2"/>
+                              <w:sz w:val="16"/>
+                              <w:szCs w:val="16"/>
+                            </w:rPr>
+                            <w:t xml:space="preserve"> </w:t>
+                          </w:r>
+                          <w:r>
+                            <w:rPr>
+                              <w:color w:val="0D0D0D" w:themeColor="text1" w:themeTint="F2"/>
+                              <w:sz w:val="16"/>
+                              <w:szCs w:val="16"/>
+                            </w:rPr>
+                            <w:t>[DD-MM-YYYY]</w:t>
+                          </w:r>
+                        </w:p>
+                      </w:txbxContent>
+                    </wps:txbx>
+                    <wps:bodyPr rot="0" spcFirstLastPara="0" vertOverflow="overflow" horzOverflow="overflow" vert="horz" wrap="square" lIns="91440" tIns="45720" rIns="91440" bIns="45720" numCol="1" spcCol="0" rtlCol="0" fromWordArt="0" anchor="ctr" anchorCtr="0" forceAA="0" compatLnSpc="1">
+                      <a:prstTxWarp prst="textNoShape">
+                        <a:avLst/>
+                      </a:prstTxWarp>
+                      <a:noAutofit/>
+                    </wps:bodyPr>
+                  </wps:wsp>
+                </a:graphicData>
+              </a:graphic>
+              <wp14:sizeRelH relativeFrom="margin">
+                <wp14:pctWidth>0</wp14:pctWidth>
+              </wp14:sizeRelH>
+              <wp14:sizeRelV relativeFrom="margin">
+                <wp14:pctHeight>0</wp14:pctHeight>
+              </wp14:sizeRelV>
+            </wp:anchor>
+          </w:drawing>
+        </mc:Choice>
+        <mc:Fallback>
+          <w:pict>
+            <v:roundrect w14:anchorId="0BC69621" id="Rectangle: Rounded Corners 4" o:spid="_x0000_s1026" style="position:absolute;margin-left:347.4pt;margin-top:32.85pt;width:121.8pt;height:28.8pt;z-index:251665408;visibility:visible;mso-wrap-style:square;mso-width-percent:0;mso-height-percent:0;mso-wrap-distance-left:9pt;mso-wrap-distance-top:0;mso-wrap-distance-right:9pt;mso-wrap-distance-bottom:0;mso-position-horizontal:absolute;mso-position-horizontal-relative:text;mso-position-vertical:absolute;mso-position-vertical-relative:text;mso-width-percent:0;mso-height-percent:0;mso-width-relative:margin;mso-height-relative:margin;v-text-anchor:middle" arcsize="23210f" o:gfxdata="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" fillcolor="#f2f2f2 [3052]" strokecolor="#f2f2f2 [3052]" strokeweight="1pt">
+              <v:stroke joinstyle="miter"/>
+              <v:textbox>
+                <w:txbxContent>
+                  <w:p>
+                    <w:pPr>
+                      <w:rPr>
+                        <w:color w:val="0D0D0D" w:themeColor="text1" w:themeTint="F2"/>
+                        <w:sz w:val="16"/>
+                        <w:szCs w:val="16"/>
+                      </w:rPr>
+                    </w:pPr>
+                    <w:r>
+                      <w:rPr>
+                        <w:b/>
+                        <w:bCs/>
+                        <w:color w:val="0D0D0D" w:themeColor="text1" w:themeTint="F2"/>
+                        <w:sz w:val="16"/>
+                        <w:szCs w:val="16"/>
+                      </w:rPr>
+                      <w:t>Next review</w:t>
+                    </w:r>
+                    <w:r>
+                      <w:rPr>
+                        <w:b/>
+                        <w:bCs/>
+                        <w:color w:val="0D0D0D" w:themeColor="text1" w:themeTint="F2"/>
+                        <w:sz w:val="16"/>
+                        <w:szCs w:val="16"/>
+                      </w:rPr>
+                      <w:t>:</w:t>
+                    </w:r>
+                    <w:r>
+                      <w:rPr>
+                        <w:color w:val="0D0D0D" w:themeColor="text1" w:themeTint="F2"/>
+                        <w:sz w:val="16"/>
+                        <w:szCs w:val="16"/>
+                      </w:rPr>
+                      <w:t xml:space="preserve"> </w:t>
+                    </w:r>
+                    <w:r>
+                      <w:rPr>
+                        <w:color w:val="0D0D0D" w:themeColor="text1" w:themeTint="F2"/>
+                        <w:sz w:val="16"/>
+                        <w:szCs w:val="16"/>
+                      </w:rPr>
+                      <w:t>[DD-MM-YYYY]</w:t>
+                    </w:r>
+                  </w:p>
+                </w:txbxContent>
+              </v:textbox>
+            </v:roundrect>
+          </w:pict>
+        </mc:Fallback>
+      </mc:AlternateContent>
+    </w:r>
+    <w:r>
+      <w:rPr>
+        <w:noProof/>
+      </w:rPr>
+      <mc:AlternateContent>
+        <mc:Choice Requires="wps">
+          <w:drawing>
+            <wp:anchor distT="0" distB="0" distL="114300" distR="114300" simplePos="0" relativeHeight="251698176" behindDoc="0" locked="0" layoutInCell="1" allowOverlap="1" wp14:anchorId="2A3A9A97" wp14:editId="0F1B1DD4">
+              <wp:simplePos x="0" y="0"/>
+              <wp:positionH relativeFrom="column">
+                <wp:posOffset>3276600</wp:posOffset>
+              </wp:positionH>
+              <wp:positionV relativeFrom="paragraph">
+                <wp:posOffset>417195</wp:posOffset>
+              </wp:positionV>
+              <wp:extent cx="815340" cy="365760"/>
+              <wp:effectExtent l="0" t="0" r="22860" b="15240"/>
+              <wp:wrapNone/>
+              <wp:docPr id="1609399765" name="Rectangle: Rounded Corners 4"/>
+              <wp:cNvGraphicFramePr/>
+              <a:graphic xmlns:a="http://schemas.openxmlformats.org/drawingml/2006/main">
+                <a:graphicData uri="http://schemas.microsoft.com/office/word/2010/wordprocessingShape">
+                  <wps:wsp>
+                    <wps:cNvSpPr/>
+                    <wps:spPr>
+                      <a:xfrm>
+                        <a:off x="0" y="0"/>
+                        <a:ext cx="815340" cy="365760"/>
+                      </a:xfrm>
+                      <a:prstGeom prst="roundRect">
+                        <a:avLst>
+                          <a:gd name="adj" fmla="val 35417"/>
+                        </a:avLst>
+                      </a:prstGeom>
+                      <a:solidFill>
+                        <a:schemeClr val="bg1">
+                          <a:lumMod val="95000"/>
+                        </a:schemeClr>
+                      </a:solidFill>
+                      <a:ln>
+                        <a:solidFill>
+                          <a:schemeClr val="bg1">
+                            <a:lumMod val="95000"/>
+                          </a:schemeClr>
+                        </a:solidFill>
+                      </a:ln>
+                    </wps:spPr>
+                    <wps:style>
+                      <a:lnRef idx="2">
+                        <a:schemeClr val="accent1">
+                          <a:shade val="15000"/>
+                        </a:schemeClr>
+                      </a:lnRef>
+                      <a:fillRef idx="1">
+                        <a:schemeClr val="accent1"/>
+                      </a:fillRef>
+                      <a:effectRef idx="0">
+                        <a:schemeClr val="accent1"/>
+                      </a:effectRef>
+                      <a:fontRef idx="minor">
+                        <a:schemeClr val="lt1"/>
+                      </a:fontRef>
+                    </wps:style>
+                    <wps:txbx>
+                      <w:txbxContent>
+                        <w:p>
+                          <w:pPr>
+                            <w:rPr>
+                              <w:color w:val="0D0D0D" w:themeColor="text1" w:themeTint="F2"/>
+                              <w:sz w:val="16"/>
+                              <w:szCs w:val="16"/>
+                            </w:rPr>
+                          </w:pPr>
+                          <w:r>
+                            <w:rPr>
+                              <w:b/>
+                              <w:bCs/>
+                              <w:color w:val="0D0D0D" w:themeColor="text1" w:themeTint="F2"/>
+                              <w:sz w:val="16"/>
+                              <w:szCs w:val="16"/>
+                            </w:rPr>
+                            <w:t xml:space="preserve">Version: </w:t>
+                          </w:r>
+                          <w:r>
+                            <w:rPr>
+                              <w:color w:val="0D0D0D" w:themeColor="text1" w:themeTint="F2"/>
+                              <w:sz w:val="16"/>
+                              <w:szCs w:val="16"/>
+                            </w:rPr>
+                            <w:t>1.0</w:t>
+                          </w:r>
+                        </w:p>
+                      </w:txbxContent>
+                    </wps:txbx>
+                    <wps:bodyPr rot="0" spcFirstLastPara="0" vertOverflow="overflow" horzOverflow="overflow" vert="horz" wrap="square" lIns="91440" tIns="45720" rIns="91440" bIns="45720" numCol="1" spcCol="0" rtlCol="0" fromWordArt="0" anchor="ctr" anchorCtr="0" forceAA="0" compatLnSpc="1">
+                      <a:prstTxWarp prst="textNoShape">
+                        <a:avLst/>
+                      </a:prstTxWarp>
+                      <a:noAutofit/>
+                    </wps:bodyPr>
+                  </wps:wsp>
+                </a:graphicData>
+              </a:graphic>
+              <wp14:sizeRelH relativeFrom="margin">
+                <wp14:pctWidth>0</wp14:pctWidth>
+              </wp14:sizeRelH>
+              <wp14:sizeRelV relativeFrom="margin">
+                <wp14:pctHeight>0</wp14:pctHeight>
+              </wp14:sizeRelV>
+            </wp:anchor>
+          </w:drawing>
+        </mc:Choice>
+        <mc:Fallback>
+          <w:pict>
+            <v:roundrect w14:anchorId="2A3A9A97" id="_x0000_s1027" style="position:absolute;margin-left:258pt;margin-top:32.85pt;width:64.2pt;height:28.8pt;z-index:251698176;visibility:visible;mso-wrap-style:square;mso-width-percent:0;mso-height-percent:0;mso-wrap-distance-left:9pt;mso-wrap-distance-top:0;mso-wrap-distance-right:9pt;mso-wrap-distance-bottom:0;mso-position-horizontal:absolute;mso-position-horizontal-relative:text;mso-position-vertical:absolute;mso-position-vertical-relative:text;mso-width-percent:0;mso-height-percent:0;mso-width-relative:margin;mso-height-relative:margin;v-text-anchor:middle" arcsize="23210f" o:gfxdata="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" fillcolor="#f2f2f2 [3052]" strokecolor="#f2f2f2 [3052]" strokeweight="1pt">
+              <v:stroke joinstyle="miter"/>
+              <v:textbox>
+                <w:txbxContent>
+                  <w:p>
+                    <w:pPr>
+                      <w:rPr>
+                        <w:color w:val="0D0D0D" w:themeColor="text1" w:themeTint="F2"/>
+                        <w:sz w:val="16"/>
+                        <w:szCs w:val="16"/>
+                      </w:rPr>
+                    </w:pPr>
+                    <w:r>
+                      <w:rPr>
+                        <w:b/>
+                        <w:bCs/>
+                        <w:color w:val="0D0D0D" w:themeColor="text1" w:themeTint="F2"/>
+                        <w:sz w:val="16"/>
+                        <w:szCs w:val="16"/>
+                      </w:rPr>
+                      <w:t xml:space="preserve">Version: </w:t>
+                    </w:r>
+                    <w:r>
+                      <w:rPr>
+                        <w:color w:val="0D0D0D" w:themeColor="text1" w:themeTint="F2"/>
+                        <w:sz w:val="16"/>
+                        <w:szCs w:val="16"/>
+                      </w:rPr>
+                      <w:t>1.0</w:t>
+                    </w:r>
+                  </w:p>
+                </w:txbxContent>
+              </v:textbox>
+            </v:roundrect>
+          </w:pict>
+        </mc:Fallback>
+      </mc:AlternateContent>
+    </w:r>
+    <w:r>
+      <w:rPr>
+        <w:noProof/>
+      </w:rPr>
+      <mc:AlternateContent>
+        <mc:Choice Requires="wps">
+          <w:drawing>
+            <wp:anchor distT="0" distB="0" distL="114300" distR="114300" simplePos="0" relativeHeight="251725824" behindDoc="0" locked="0" layoutInCell="1" allowOverlap="1" wp14:anchorId="2C2D68AC" wp14:editId="26BA0C87">
+              <wp:simplePos x="0" y="0"/>
+              <wp:positionH relativeFrom="column">
+                <wp:posOffset>1463040</wp:posOffset>
+              </wp:positionH>
+              <wp:positionV relativeFrom="paragraph">
+                <wp:posOffset>417195</wp:posOffset>
+              </wp:positionV>
+              <wp:extent cx="1493520" cy="365760"/>
+              <wp:effectExtent l="0" t="0" r="11430" b="15240"/>
+              <wp:wrapNone/>
+              <wp:docPr id="1290018356" name="Rectangle: Rounded Corners 4"/>
+              <wp:cNvGraphicFramePr/>
+              <a:graphic xmlns:a="http://schemas.openxmlformats.org/drawingml/2006/main">
+                <a:graphicData uri="http://schemas.microsoft.com/office/word/2010/wordprocessingShape">
+                  <wps:wsp>
+                    <wps:cNvSpPr/>
+                    <wps:spPr>
+                      <a:xfrm>
+                        <a:off x="0" y="0"/>
+                        <a:ext cx="1493520" cy="365760"/>
+                      </a:xfrm>
+                      <a:prstGeom prst="roundRect">
+                        <a:avLst>
+                          <a:gd name="adj" fmla="val 35417"/>
+                        </a:avLst>
+                      </a:prstGeom>
+                      <a:solidFill>
+                        <a:schemeClr val="bg1">
+                          <a:lumMod val="95000"/>
+                        </a:schemeClr>
+                      </a:solidFill>
+                      <a:ln>
+                        <a:solidFill>
+                          <a:schemeClr val="bg1">
+                            <a:lumMod val="95000"/>
+                          </a:schemeClr>
+                        </a:solidFill>
+                      </a:ln>
+                    </wps:spPr>
+                    <wps:style>
+                      <a:lnRef idx="2">
+                        <a:schemeClr val="accent1">
+                          <a:shade val="15000"/>
+                        </a:schemeClr>
+                      </a:lnRef>
+                      <a:fillRef idx="1">
+                        <a:schemeClr val="accent1"/>
+                      </a:fillRef>
+                      <a:effectRef idx="0">
+                        <a:schemeClr val="accent1"/>
+                      </a:effectRef>
+                      <a:fontRef idx="minor">
+                        <a:schemeClr val="lt1"/>
+                      </a:fontRef>
+                    </wps:style>
+                    <wps:txbx>
+                      <w:txbxContent>
+                        <w:p>
+                          <w:pPr>
+                            <w:rPr>
+                              <w:color w:val="0D0D0D" w:themeColor="text1" w:themeTint="F2"/>
+                              <w:sz w:val="16"/>
+                              <w:szCs w:val="16"/>
+                            </w:rPr>
+                          </w:pPr>
+                          <w:r>
+                            <w:rPr>
+                              <w:b/>
+                              <w:bCs/>
+                              <w:color w:val="0D0D0D" w:themeColor="text1" w:themeTint="F2"/>
+                              <w:sz w:val="16"/>
+                              <w:szCs w:val="16"/>
+                            </w:rPr>
+                            <w:t>Document ref:</w:t>
+                          </w:r>
+                          <w:r>
+                            <w:rPr>
+                              <w:color w:val="0D0D0D" w:themeColor="text1" w:themeTint="F2"/>
+                              <w:sz w:val="16"/>
+                              <w:szCs w:val="16"/>
+                            </w:rPr>
+                            <w:t xml:space="preserve"> </w:t>
+                          </w:r>
+                          <w:r>
+                            <w:rPr>
+                              <w:color w:val="0D0D0D" w:themeColor="text1" w:themeTint="F2"/>
+                              <w:sz w:val="16"/>
+                              <w:szCs w:val="16"/>
+                            </w:rPr>
+                            <w:t>BK-AGR-01</w:t>
+                          </w:r>
+                        </w:p>
+                      </w:txbxContent>
+                    </wps:txbx>
+                    <wps:bodyPr rot="0" spcFirstLastPara="0" vertOverflow="overflow" horzOverflow="overflow" vert="horz" wrap="square" lIns="91440" tIns="45720" rIns="91440" bIns="45720" numCol="1" spcCol="0" rtlCol="0" fromWordArt="0" anchor="ctr" anchorCtr="0" forceAA="0" compatLnSpc="1">
+                      <a:prstTxWarp prst="textNoShape">
+                        <a:avLst/>
+                      </a:prstTxWarp>
+                      <a:noAutofit/>
+                    </wps:bodyPr>
+                  </wps:wsp>
+                </a:graphicData>
+              </a:graphic>
+              <wp14:sizeRelH relativeFrom="margin">
+                <wp14:pctWidth>0</wp14:pctWidth>
+              </wp14:sizeRelH>
+              <wp14:sizeRelV relativeFrom="margin">
+                <wp14:pctHeight>0</wp14:pctHeight>
+              </wp14:sizeRelV>
+            </wp:anchor>
+          </w:drawing>
+        </mc:Choice>
+        <mc:Fallback>
+          <w:pict>
+            <v:roundrect w14:anchorId="2C2D68AC" id="_x0000_s1029" style="position:absolute;margin-left:115.2pt;margin-top:32.85pt;width:117.6pt;height:28.8pt;z-index:251725824;visibility:visible;mso-wrap-style:square;mso-width-percent:0;mso-height-percent:0;mso-wrap-distance-left:9pt;mso-wrap-distance-top:0;mso-wrap-distance-right:9pt;mso-wrap-distance-bottom:0;mso-position-horizontal:absolute;mso-position-horizontal-relative:text;mso-position-vertical:absolute;mso-position-vertical-relative:text;mso-width-percent:0;mso-height-percent:0;mso-width-relative:margin;mso-height-relative:margin;v-text-anchor:middle" arcsize="23210f" o:gfxdata="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" fillcolor="#f2f2f2 [3052]" strokecolor="#f2f2f2 [3052]" strokeweight="1pt">
+              <v:stroke joinstyle="miter"/>
+              <v:textbox>
+                <w:txbxContent>
+                  <w:p>
+                    <w:pPr>
+                      <w:rPr>
+                        <w:color w:val="0D0D0D" w:themeColor="text1" w:themeTint="F2"/>
+                        <w:sz w:val="16"/>
+                        <w:szCs w:val="16"/>
+                      </w:rPr>
+                    </w:pPr>
+                    <w:r>
+                      <w:rPr>
+                        <w:b/>
+                        <w:bCs/>
+                        <w:color w:val="0D0D0D" w:themeColor="text1" w:themeTint="F2"/>
+                        <w:sz w:val="16"/>
+                        <w:szCs w:val="16"/>
+                      </w:rPr>
+                      <w:t>Document ref:</w:t>
+                    </w:r>
+                    <w:r>
+                      <w:rPr>
+                        <w:color w:val="0D0D0D" w:themeColor="text1" w:themeTint="F2"/>
+                        <w:sz w:val="16"/>
+                        <w:szCs w:val="16"/>
+                      </w:rPr>
+                      <w:t xml:space="preserve"> </w:t>
+                    </w:r>
+                    <w:r>
+                      <w:rPr>
+                        <w:color w:val="0D0D0D" w:themeColor="text1" w:themeTint="F2"/>
+                        <w:sz w:val="16"/>
+                        <w:szCs w:val="16"/>
+                      </w:rPr>
+                      <w:t>BK-AGR-01</w:t>
+                    </w:r>
+                  </w:p>
+                </w:txbxContent>
+              </v:textbox>
+            </v:roundrect>
+          </w:pict>
+        </mc:Fallback>
+      </mc:AlternateContent>
+    </w:r>
+    <w:r>
+      <w:rPr>
+        <w:noProof/>
+      </w:rPr>
       <mc:AlternateContent>
         <mc:Choice Requires="wps">
           <w:drawing>
@@ -3576,220 +3653,6 @@
                         <w:szCs w:val="16"/>
                       </w:rPr>
                       <w:t xml:space="preserve"> [DD-MM-YYYY]</w:t>
-                    </w:r>
-                  </w:p>
-                </w:txbxContent>
-              </v:textbox>
-            </v:roundrect>
-          </w:pict>
-        </mc:Fallback>
-      </mc:AlternateContent>
-    </w:r>
-    <w:r>
-      <w:rPr>
-        <w:noProof/>
-      </w:rPr>
-      <mc:AlternateContent>
-        <mc:Choice Requires="wps">
-          <w:drawing>
-            <wp:anchor distT="0" distB="0" distL="114300" distR="114300" simplePos="0" relativeHeight="251602944" behindDoc="0" locked="0" layoutInCell="1" allowOverlap="1" wp14:anchorId="70AAF9AE" wp14:editId="38C2AE41">
-              <wp:simplePos x="0" y="0"/>
-              <wp:positionH relativeFrom="column">
-                <wp:posOffset>-742950</wp:posOffset>
-              </wp:positionH>
-              <wp:positionV relativeFrom="paragraph">
-                <wp:posOffset>-243840</wp:posOffset>
-              </wp:positionV>
-              <wp:extent cx="432000" cy="432000"/>
-              <wp:effectExtent l="0" t="0" r="25400" b="25400"/>
-              <wp:wrapNone/>
-              <wp:docPr id="337197907" name="Rectangle: Rounded Corners 11"/>
-              <wp:cNvGraphicFramePr/>
-              <a:graphic xmlns:a="http://schemas.openxmlformats.org/drawingml/2006/main">
-                <a:graphicData uri="http://schemas.microsoft.com/office/word/2010/wordprocessingShape">
-                  <wps:wsp>
-                    <wps:cNvSpPr/>
-                    <wps:spPr>
-                      <a:xfrm>
-                        <a:off x="0" y="0"/>
-                        <a:ext cx="432000" cy="432000"/>
-                      </a:xfrm>
-                      <a:prstGeom prst="roundRect">
-                        <a:avLst/>
-                      </a:prstGeom>
-                      <a:noFill/>
-                      <a:ln>
-                        <a:solidFill>
-                          <a:schemeClr val="bg1">
-                            <a:lumMod val="95000"/>
-                          </a:schemeClr>
-                        </a:solidFill>
-                      </a:ln>
-                    </wps:spPr>
-                    <wps:style>
-                      <a:lnRef idx="2">
-                        <a:schemeClr val="accent1">
-                          <a:shade val="15000"/>
-                        </a:schemeClr>
-                      </a:lnRef>
-                      <a:fillRef idx="1">
-                        <a:schemeClr val="accent1"/>
-                      </a:fillRef>
-                      <a:effectRef idx="0">
-                        <a:schemeClr val="accent1"/>
-                      </a:effectRef>
-                      <a:fontRef idx="minor">
-                        <a:schemeClr val="lt1"/>
-                      </a:fontRef>
-                    </wps:style>
-                    <wps:bodyPr rot="0" spcFirstLastPara="0" vertOverflow="overflow" horzOverflow="overflow" vert="horz" wrap="square" lIns="91440" tIns="45720" rIns="91440" bIns="45720" numCol="1" spcCol="0" rtlCol="0" fromWordArt="0" anchor="ctr" anchorCtr="0" forceAA="0" compatLnSpc="1">
-                      <a:prstTxWarp prst="textNoShape">
-                        <a:avLst/>
-                      </a:prstTxWarp>
-                      <a:noAutofit/>
-                    </wps:bodyPr>
-                  </wps:wsp>
-                </a:graphicData>
-              </a:graphic>
-              <wp14:sizeRelH relativeFrom="margin">
-                <wp14:pctWidth>0</wp14:pctWidth>
-              </wp14:sizeRelH>
-              <wp14:sizeRelV relativeFrom="margin">
-                <wp14:pctHeight>0</wp14:pctHeight>
-              </wp14:sizeRelV>
-            </wp:anchor>
-          </w:drawing>
-        </mc:Choice>
-        <mc:Fallback>
-          <w:pict>
-            <v:roundrect w14:anchorId="52A8DC6A" id="Rectangle: Rounded Corners 11" o:spid="_x0000_s1026" style="position:absolute;margin-left:-58.5pt;margin-top:-19.2pt;width:34pt;height:34pt;z-index:251602944;visibility:visible;mso-wrap-style:square;mso-width-percent:0;mso-height-percent:0;mso-wrap-distance-left:9pt;mso-wrap-distance-top:0;mso-wrap-distance-right:9pt;mso-wrap-distance-bottom:0;mso-position-horizontal:absolute;mso-position-horizontal-relative:text;mso-position-vertical:absolute;mso-position-vertical-relative:text;mso-width-percent:0;mso-height-percent:0;mso-width-relative:margin;mso-height-relative:margin;v-text-anchor:middle" arcsize="10923f" o:gfxdata="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" filled="f" strokecolor="#f2f2f2 [3052]" strokeweight="1pt">
-              <v:stroke joinstyle="miter"/>
-            </v:roundrect>
-          </w:pict>
-        </mc:Fallback>
-      </mc:AlternateContent>
-    </w:r>
-    <w:r>
-      <w:rPr>
-        <w:noProof/>
-      </w:rPr>
-      <mc:AlternateContent>
-        <mc:Choice Requires="wps">
-          <w:drawing>
-            <wp:anchor distT="0" distB="0" distL="114300" distR="114300" simplePos="0" relativeHeight="251600896" behindDoc="0" locked="0" layoutInCell="1" allowOverlap="1" wp14:anchorId="7E2DA1D9" wp14:editId="44272B3B">
-              <wp:simplePos x="0" y="0"/>
-              <wp:positionH relativeFrom="column">
-                <wp:posOffset>-746760</wp:posOffset>
-              </wp:positionH>
-              <wp:positionV relativeFrom="paragraph">
-                <wp:posOffset>-207645</wp:posOffset>
-              </wp:positionV>
-              <wp:extent cx="432000" cy="432000"/>
-              <wp:effectExtent l="0" t="0" r="0" b="0"/>
-              <wp:wrapNone/>
-              <wp:docPr id="775923440" name="Rectangle: Rounded Corners 10"/>
-              <wp:cNvGraphicFramePr/>
-              <a:graphic xmlns:a="http://schemas.openxmlformats.org/drawingml/2006/main">
-                <a:graphicData uri="http://schemas.microsoft.com/office/word/2010/wordprocessingShape">
-                  <wps:wsp>
-                    <wps:cNvSpPr/>
-                    <wps:spPr>
-                      <a:xfrm>
-                        <a:off x="0" y="0"/>
-                        <a:ext cx="432000" cy="432000"/>
-                      </a:xfrm>
-                      <a:prstGeom prst="roundRect">
-                        <a:avLst/>
-                      </a:prstGeom>
-                      <a:noFill/>
-                      <a:ln>
-                        <a:noFill/>
-                      </a:ln>
-                    </wps:spPr>
-                    <wps:style>
-                      <a:lnRef idx="2">
-                        <a:schemeClr val="accent1">
-                          <a:shade val="15000"/>
-                        </a:schemeClr>
-                      </a:lnRef>
-                      <a:fillRef idx="1">
-                        <a:schemeClr val="accent1"/>
-                      </a:fillRef>
-                      <a:effectRef idx="0">
-                        <a:schemeClr val="accent1"/>
-                      </a:effectRef>
-                      <a:fontRef idx="minor">
-                        <a:schemeClr val="lt1"/>
-                      </a:fontRef>
-                    </wps:style>
-                    <wps:txbx>
-                      <w:txbxContent>
-                        <w:p>
-                          <w:pPr>
-                            <w:spacing w:line="480" w:lineRule="auto"/>
-                            <w:jc w:val="center"/>
-                            <w:rPr>
-                              <w:b/>
-                              <w:bCs/>
-                              <w:color w:val="0D0D0D" w:themeColor="text1" w:themeTint="F2"/>
-                              <w:position w:val="-6"/>
-                            </w:rPr>
-                          </w:pPr>
-                          <w:r>
-                            <w:rPr>
-                              <w:b/>
-                              <w:bCs/>
-                              <w:color w:val="0D0D0D" w:themeColor="text1" w:themeTint="F2"/>
-                              <w:position w:val="-6"/>
-                            </w:rPr>
-                            <w:t>BK</w:t>
-                          </w:r>
-                        </w:p>
-                      </w:txbxContent>
-                    </wps:txbx>
-                    <wps:bodyPr rot="0" spcFirstLastPara="0" vertOverflow="overflow" horzOverflow="overflow" vert="horz" wrap="square" lIns="91440" tIns="45720" rIns="91440" bIns="45720" numCol="1" spcCol="0" rtlCol="0" fromWordArt="0" anchor="ctr" anchorCtr="0" forceAA="0" compatLnSpc="1">
-                      <a:prstTxWarp prst="textNoShape">
-                        <a:avLst/>
-                      </a:prstTxWarp>
-                      <a:noAutofit/>
-                    </wps:bodyPr>
-                  </wps:wsp>
-                </a:graphicData>
-              </a:graphic>
-              <wp14:sizeRelH relativeFrom="margin">
-                <wp14:pctWidth>0</wp14:pctWidth>
-              </wp14:sizeRelH>
-              <wp14:sizeRelV relativeFrom="margin">
-                <wp14:pctHeight>0</wp14:pctHeight>
-              </wp14:sizeRelV>
-            </wp:anchor>
-          </w:drawing>
-        </mc:Choice>
-        <mc:Fallback>
-          <w:pict>
-            <v:roundrect w14:anchorId="7E2DA1D9" id="Rectangle: Rounded Corners 10" o:spid="_x0000_s1031" style="position:absolute;margin-left:-58.8pt;margin-top:-16.35pt;width:34pt;height:34pt;z-index:251600896;visibility:visible;mso-wrap-style:square;mso-width-percent:0;mso-height-percent:0;mso-wrap-distance-left:9pt;mso-wrap-distance-top:0;mso-wrap-distance-right:9pt;mso-wrap-distance-bottom:0;mso-position-horizontal:absolute;mso-position-horizontal-relative:text;mso-position-vertical:absolute;mso-position-vertical-relative:text;mso-width-percent:0;mso-height-percent:0;mso-width-relative:margin;mso-height-relative:margin;v-text-anchor:middle" arcsize="10923f" o:gfxdata="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" filled="f" stroked="f" strokeweight="1pt">
-              <v:stroke joinstyle="miter"/>
-              <v:textbox>
-                <w:txbxContent>
-                  <w:p>
-                    <w:pPr>
-                      <w:spacing w:line="480" w:lineRule="auto"/>
-                      <w:jc w:val="center"/>
-                      <w:rPr>
-                        <w:b/>
-                        <w:bCs/>
-                        <w:color w:val="0D0D0D" w:themeColor="text1" w:themeTint="F2"/>
-                        <w:position w:val="-6"/>
-                      </w:rPr>
-                    </w:pPr>
-                    <w:r>
-                      <w:rPr>
-                        <w:b/>
-                        <w:bCs/>
-                        <w:color w:val="0D0D0D" w:themeColor="text1" w:themeTint="F2"/>
-                        <w:position w:val="-6"/>
-                      </w:rPr>
-                      <w:t>BK</w:t>
                     </w:r>
                   </w:p>
                 </w:txbxContent>
@@ -5519,6 +5382,7 @@
   <w:style w:type="character" w:default="1" w:styleId="DefaultParagraphFont">
     <w:name w:val="Default Paragraph Font"/>
     <w:uiPriority w:val="1"/>
+    <w:semiHidden/>
     <w:unhideWhenUsed/>
   </w:style>
   <w:style w:type="table" w:default="1" w:styleId="TableNormal">
